--- a/land_transport.docx
+++ b/land_transport.docx
@@ -311,7 +311,7 @@
         <w:spacing w:line="420" w:lineRule="exact"/>
         <w:ind w:left="426"/>
         <w:rPr>
-          <w:rFonts w:cs="Cordia New" w:hint="cs"/>
+          <w:rFonts w:cs="Cordia New"/>
           <w:b/>
           <w:bCs/>
           <w:sz w:val="28"/>
@@ -396,7 +396,27 @@
           <w:u w:val="single"/>
           <w:lang w:val="en-US"/>
         </w:rPr>
-        <w:t>{{name capital}}</w:t>
+        <w:t>{{name</w:t>
+      </w:r>
+      <w:r>
+        <w:rPr>
+          <w:b/>
+          <w:bCs/>
+          <w:color w:val="000000"/>
+          <w:u w:val="single"/>
+          <w:lang w:val="en-US"/>
+        </w:rPr>
+        <w:t>_capital</w:t>
+      </w:r>
+      <w:r>
+        <w:rPr>
+          <w:b/>
+          <w:bCs/>
+          <w:color w:val="000000"/>
+          <w:u w:val="single"/>
+          <w:lang w:val="en-US"/>
+        </w:rPr>
+        <w:t>}}</w:t>
       </w:r>
     </w:p>
     <w:p>
@@ -663,7 +683,21 @@
           <w:rFonts w:cs="Times New Roman"/>
           <w:lang w:val="en-US"/>
         </w:rPr>
-        <w:t>{{current address}}</w:t>
+        <w:t>{{current</w:t>
+      </w:r>
+      <w:r>
+        <w:rPr>
+          <w:rFonts w:cs="Times New Roman"/>
+          <w:lang w:val="en-US"/>
+        </w:rPr>
+        <w:t>_</w:t>
+      </w:r>
+      <w:r>
+        <w:rPr>
+          <w:rFonts w:cs="Times New Roman"/>
+          <w:lang w:val="en-US"/>
+        </w:rPr>
+        <w:t>address}}</w:t>
       </w:r>
       <w:r>
         <w:rPr>
@@ -842,7 +876,7 @@
         <w:pStyle w:val="BodyText"/>
         <w:spacing w:line="380" w:lineRule="exact"/>
         <w:rPr>
-          <w:rFonts w:cs="Cordia New" w:hint="cs"/>
+          <w:rFonts w:cs="Cordia New"/>
           <w:cs/>
           <w:lang w:val="en-US"/>
         </w:rPr>
@@ -1187,6 +1221,50 @@
     <w:lsdException w:name="Hyperlink" w:uiPriority="99"/>
     <w:lsdException w:name="Strong" w:qFormat="1"/>
     <w:lsdException w:name="Emphasis" w:qFormat="1"/>
+    <w:lsdException w:name="Normal Table" w:semiHidden="1" w:unhideWhenUsed="1"/>
+    <w:lsdException w:name="Table Simple 1" w:semiHidden="1" w:unhideWhenUsed="1"/>
+    <w:lsdException w:name="Table Simple 2" w:semiHidden="1" w:unhideWhenUsed="1"/>
+    <w:lsdException w:name="Table Simple 3" w:semiHidden="1" w:unhideWhenUsed="1"/>
+    <w:lsdException w:name="Table Classic 1" w:semiHidden="1" w:unhideWhenUsed="1"/>
+    <w:lsdException w:name="Table Classic 2" w:semiHidden="1" w:unhideWhenUsed="1"/>
+    <w:lsdException w:name="Table Classic 3" w:semiHidden="1" w:unhideWhenUsed="1"/>
+    <w:lsdException w:name="Table Classic 4" w:semiHidden="1" w:unhideWhenUsed="1"/>
+    <w:lsdException w:name="Table Colorful 1" w:semiHidden="1" w:unhideWhenUsed="1"/>
+    <w:lsdException w:name="Table Colorful 2" w:semiHidden="1" w:unhideWhenUsed="1"/>
+    <w:lsdException w:name="Table Colorful 3" w:semiHidden="1" w:unhideWhenUsed="1"/>
+    <w:lsdException w:name="Table Columns 1" w:semiHidden="1" w:unhideWhenUsed="1"/>
+    <w:lsdException w:name="Table Columns 2" w:semiHidden="1" w:unhideWhenUsed="1"/>
+    <w:lsdException w:name="Table Columns 3" w:semiHidden="1" w:unhideWhenUsed="1"/>
+    <w:lsdException w:name="Table Columns 4" w:semiHidden="1" w:unhideWhenUsed="1"/>
+    <w:lsdException w:name="Table Columns 5" w:semiHidden="1" w:unhideWhenUsed="1"/>
+    <w:lsdException w:name="Table Grid 1" w:semiHidden="1" w:unhideWhenUsed="1"/>
+    <w:lsdException w:name="Table Grid 2" w:semiHidden="1" w:unhideWhenUsed="1"/>
+    <w:lsdException w:name="Table Grid 3" w:semiHidden="1" w:unhideWhenUsed="1"/>
+    <w:lsdException w:name="Table Grid 4" w:semiHidden="1" w:unhideWhenUsed="1"/>
+    <w:lsdException w:name="Table Grid 5" w:semiHidden="1" w:unhideWhenUsed="1"/>
+    <w:lsdException w:name="Table Grid 6" w:semiHidden="1" w:unhideWhenUsed="1"/>
+    <w:lsdException w:name="Table Grid 7" w:semiHidden="1" w:unhideWhenUsed="1"/>
+    <w:lsdException w:name="Table Grid 8" w:semiHidden="1" w:unhideWhenUsed="1"/>
+    <w:lsdException w:name="Table List 1" w:semiHidden="1" w:unhideWhenUsed="1"/>
+    <w:lsdException w:name="Table List 2" w:semiHidden="1" w:unhideWhenUsed="1"/>
+    <w:lsdException w:name="Table List 3" w:semiHidden="1" w:unhideWhenUsed="1"/>
+    <w:lsdException w:name="Table List 4" w:semiHidden="1" w:unhideWhenUsed="1"/>
+    <w:lsdException w:name="Table List 5" w:semiHidden="1" w:unhideWhenUsed="1"/>
+    <w:lsdException w:name="Table List 6" w:semiHidden="1" w:unhideWhenUsed="1"/>
+    <w:lsdException w:name="Table List 7" w:semiHidden="1" w:unhideWhenUsed="1"/>
+    <w:lsdException w:name="Table List 8" w:semiHidden="1" w:unhideWhenUsed="1"/>
+    <w:lsdException w:name="Table 3D effects 1" w:semiHidden="1" w:unhideWhenUsed="1"/>
+    <w:lsdException w:name="Table 3D effects 2" w:semiHidden="1" w:unhideWhenUsed="1"/>
+    <w:lsdException w:name="Table 3D effects 3" w:semiHidden="1" w:unhideWhenUsed="1"/>
+    <w:lsdException w:name="Table Contemporary" w:semiHidden="1" w:unhideWhenUsed="1"/>
+    <w:lsdException w:name="Table Elegant" w:semiHidden="1" w:unhideWhenUsed="1"/>
+    <w:lsdException w:name="Table Professional" w:semiHidden="1" w:unhideWhenUsed="1"/>
+    <w:lsdException w:name="Table Subtle 1" w:semiHidden="1" w:unhideWhenUsed="1"/>
+    <w:lsdException w:name="Table Subtle 2" w:semiHidden="1" w:unhideWhenUsed="1"/>
+    <w:lsdException w:name="Table Web 1" w:semiHidden="1" w:unhideWhenUsed="1"/>
+    <w:lsdException w:name="Table Web 2" w:semiHidden="1" w:unhideWhenUsed="1"/>
+    <w:lsdException w:name="Table Web 3" w:semiHidden="1" w:unhideWhenUsed="1"/>
+    <w:lsdException w:name="Table Theme" w:semiHidden="1" w:unhideWhenUsed="1"/>
     <w:lsdException w:name="Placeholder Text" w:semiHidden="1" w:uiPriority="99"/>
     <w:lsdException w:name="No Spacing" w:uiPriority="1" w:qFormat="1"/>
     <w:lsdException w:name="Light Shading" w:uiPriority="60"/>
@@ -1439,11 +1517,15 @@
   </w:style>
   <w:style w:type="character" w:default="1" w:styleId="DefaultParagraphFont">
     <w:name w:val="Default Paragraph Font"/>
+    <w:uiPriority w:val="1"/>
     <w:semiHidden/>
+    <w:unhideWhenUsed/>
   </w:style>
   <w:style w:type="table" w:default="1" w:styleId="TableNormal">
     <w:name w:val="Normal Table"/>
+    <w:uiPriority w:val="99"/>
     <w:semiHidden/>
+    <w:unhideWhenUsed/>
     <w:tblPr>
       <w:tblInd w:w="0" w:type="dxa"/>
       <w:tblCellMar>
@@ -1456,7 +1538,9 @@
   </w:style>
   <w:style w:type="numbering" w:default="1" w:styleId="NoList">
     <w:name w:val="No List"/>
+    <w:uiPriority w:val="99"/>
     <w:semiHidden/>
+    <w:unhideWhenUsed/>
   </w:style>
   <w:style w:type="paragraph" w:styleId="BalloonText">
     <w:name w:val="Balloon Text"/>

--- a/land_transport.docx
+++ b/land_transport.docx
@@ -396,8 +396,9 @@
           <w:u w:val="single"/>
           <w:lang w:val="en-US"/>
         </w:rPr>
-        <w:t>{{name</w:t>
-      </w:r>
+        <w:t>{{</w:t>
+      </w:r>
+      <w:proofErr w:type="spellStart"/>
       <w:r>
         <w:rPr>
           <w:b/>
@@ -406,8 +407,19 @@
           <w:u w:val="single"/>
           <w:lang w:val="en-US"/>
         </w:rPr>
+        <w:t>name</w:t>
+      </w:r>
+      <w:r>
+        <w:rPr>
+          <w:b/>
+          <w:bCs/>
+          <w:color w:val="000000"/>
+          <w:u w:val="single"/>
+          <w:lang w:val="en-US"/>
+        </w:rPr>
         <w:t>_capital</w:t>
       </w:r>
+      <w:proofErr w:type="spellEnd"/>
       <w:r>
         <w:rPr>
           <w:b/>
@@ -683,7 +695,15 @@
           <w:rFonts w:cs="Times New Roman"/>
           <w:lang w:val="en-US"/>
         </w:rPr>
-        <w:t>{{current</w:t>
+        <w:t>{{</w:t>
+      </w:r>
+      <w:proofErr w:type="spellStart"/>
+      <w:r>
+        <w:rPr>
+          <w:rFonts w:cs="Times New Roman"/>
+          <w:lang w:val="en-US"/>
+        </w:rPr>
+        <w:t>current</w:t>
       </w:r>
       <w:r>
         <w:rPr>
@@ -697,7 +717,15 @@
           <w:rFonts w:cs="Times New Roman"/>
           <w:lang w:val="en-US"/>
         </w:rPr>
-        <w:t>address}}</w:t>
+        <w:t>address</w:t>
+      </w:r>
+      <w:proofErr w:type="spellEnd"/>
+      <w:r>
+        <w:rPr>
+          <w:rFonts w:cs="Times New Roman"/>
+          <w:lang w:val="en-US"/>
+        </w:rPr>
+        <w:t>}}</w:t>
       </w:r>
       <w:r>
         <w:rPr>
@@ -744,14 +772,14 @@
           <w:rFonts w:cs="Times New Roman"/>
           <w:bCs/>
         </w:rPr>
-        <w:t xml:space="preserve">assist </w:t>
-      </w:r>
-      <w:r>
-        <w:rPr>
-          <w:rFonts w:cs="Times New Roman"/>
-          <w:bCs/>
-        </w:rPr>
-        <w:tab/>
+        <w:t>assist</w:t>
+      </w:r>
+      <w:r>
+        <w:rPr>
+          <w:rFonts w:cs="Times New Roman"/>
+          <w:bCs/>
+        </w:rPr>
+        <w:t xml:space="preserve"> </w:t>
       </w:r>
       <w:r>
         <w:rPr>
@@ -959,9 +987,31 @@
         <w:rPr>
           <w:lang w:val="en-US"/>
         </w:rPr>
-        <w:t>For: Charge´ d’Affaires, a.i.</w:t>
+        <w:t xml:space="preserve">For: Charge´ </w:t>
+      </w:r>
+      <w:proofErr w:type="spellStart"/>
+      <w:r>
+        <w:rPr>
+          <w:lang w:val="en-US"/>
+        </w:rPr>
+        <w:t>d’Affaires</w:t>
+      </w:r>
+      <w:proofErr w:type="spellEnd"/>
+      <w:r>
+        <w:rPr>
+          <w:lang w:val="en-US"/>
+        </w:rPr>
+        <w:t xml:space="preserve">, </w:t>
+      </w:r>
+      <w:proofErr w:type="spellStart"/>
+      <w:r>
+        <w:rPr>
+          <w:lang w:val="en-US"/>
+        </w:rPr>
+        <w:t>a.i.</w:t>
       </w:r>
       <w:bookmarkEnd w:id="2"/>
+      <w:proofErr w:type="spellEnd"/>
     </w:p>
     <w:sectPr>
       <w:pgSz w:w="11906" w:h="16838"/>
